--- a/output/figures/tables/residuals_icils.docx
+++ b/output/figures/tables/residuals_icils.docx
@@ -19,7 +19,7 @@
       <w:tblGrid>
         <w:gridCol w:w="3543"/>
         <w:gridCol w:w="1677"/>
-        <w:gridCol w:w="2277"/>
+        <w:gridCol w:w="2360"/>
       </w:tblGrid>
       <w:tr>
         <w:trPr>
@@ -354,7 +354,7 @@
                 <w:szCs w:val="20"/>
                 <w:color w:val="000000"/>
               </w:rPr>
-              <w:t xml:space="preserve">Model 1 (Initial)</w:t>
+              <w:t xml:space="preserve">First Re-specification</w:t>
             </w:r>
           </w:p>
         </w:tc>
@@ -4111,7 +4111,7 @@
                 <w:szCs w:val="20"/>
                 <w:color w:val="000000"/>
               </w:rPr>
-              <w:t xml:space="preserve">Model 2 (Re-specified)</w:t>
+              <w:t xml:space="preserve">Second Re-specification</w:t>
             </w:r>
           </w:p>
         </w:tc>
